--- a/Rill/Berkas Daftar SIdang/2208561077_IDA BAGUS GEDE BASUDEWA WEDA_FORMMONITORINGTA.docx
+++ b/Rill/Berkas Daftar SIdang/2208561077_IDA BAGUS GEDE BASUDEWA WEDA_FORMMONITORINGTA.docx
@@ -887,7 +887,16 @@
               <w:spacing w:line="360" w:lineRule="auto"/>
             </w:pPr>
             <w:r>
-              <w:t>24 April 2026</w:t>
+              <w:t>07</w:t>
+            </w:r>
+            <w:r>
+              <w:t xml:space="preserve"> </w:t>
+            </w:r>
+            <w:r>
+              <w:t xml:space="preserve">Mei </w:t>
+            </w:r>
+            <w:r>
+              <w:t>2026</w:t>
             </w:r>
           </w:p>
         </w:tc>
@@ -1007,7 +1016,16 @@
               <w:spacing w:line="360" w:lineRule="auto"/>
             </w:pPr>
             <w:r>
-              <w:t>24 April 2026</w:t>
+              <w:t>07</w:t>
+            </w:r>
+            <w:r>
+              <w:t xml:space="preserve"> </w:t>
+            </w:r>
+            <w:r>
+              <w:t xml:space="preserve">Mei </w:t>
+            </w:r>
+            <w:r>
+              <w:t>2026</w:t>
             </w:r>
           </w:p>
         </w:tc>
@@ -1877,7 +1895,16 @@
               <w:spacing w:line="360" w:lineRule="auto"/>
             </w:pPr>
             <w:r>
-              <w:t>24 April 2026</w:t>
+              <w:t>07</w:t>
+            </w:r>
+            <w:r>
+              <w:t xml:space="preserve"> </w:t>
+            </w:r>
+            <w:r>
+              <w:t>Mei</w:t>
+            </w:r>
+            <w:r>
+              <w:t xml:space="preserve"> 2026</w:t>
             </w:r>
           </w:p>
         </w:tc>
